--- a/apps/web/public/documentation/library/files/image-generation-prompts.docx
+++ b/apps/web/public/documentation/library/files/image-generation-prompts.docx
@@ -67,9 +67,11 @@
       <w:pPr>
         <w:pStyle w:val="Heading1"/>
       </w:pPr>
+      <w:bookmarkStart w:id="1" w:name="document_control"/>
       <w:r>
         <w:t>Document Control</w:t>
       </w:r>
+      <w:bookmarkEnd w:id="1"/>
     </w:p>
     <w:tbl>
       <w:tblPr>
@@ -250,7 +252,469 @@
     </w:tbl>
     <w:p>
       <w:r>
-        <w:t>Navigation note: use Word's Navigation Pane to move through the heading hierarchy. The source document's linked table of contents is retained below.</w:t>
+        <w:t>Use the linked table of contents below or Word's Navigation Pane to move through this document.</w:t>
+      </w:r>
+    </w:p>
+    <w:p>
+      <w:pPr>
+        <w:pStyle w:val="Heading1"/>
+      </w:pPr>
+      <w:bookmarkStart w:id="2" w:name="table_of_contents"/>
+      <w:r>
+        <w:t>Table of Contents</w:t>
+      </w:r>
+      <w:bookmarkEnd w:id="2"/>
+    </w:p>
+    <w:p>
+      <w:pPr>
+        <w:spacing w:after="60"/>
+      </w:pPr>
+      <w:hyperlink w:anchor="document_control">
+        <w:r>
+          <w:rPr>
+            <w:rStyle w:val="Hyperlink"/>
+          </w:rPr>
+          <w:t>Document Control</w:t>
+        </w:r>
+      </w:hyperlink>
+    </w:p>
+    <w:p>
+      <w:pPr>
+        <w:spacing w:after="60"/>
+        <w:ind w:left="0"/>
+      </w:pPr>
+      <w:hyperlink w:anchor="section_001">
+        <w:r>
+          <w:rPr>
+            <w:rStyle w:val="Hyperlink"/>
+          </w:rPr>
+          <w:t>2. HVAC — hvac.svg → hvac.jpg</w:t>
+        </w:r>
+      </w:hyperlink>
+    </w:p>
+    <w:p>
+      <w:pPr>
+        <w:spacing w:after="60"/>
+        <w:ind w:left="0"/>
+      </w:pPr>
+      <w:hyperlink w:anchor="section_002">
+        <w:r>
+          <w:rPr>
+            <w:rStyle w:val="Hyperlink"/>
+          </w:rPr>
+          <w:t>3. Carpet &amp; Upholstery Cleaning — carpet-cleaning.svg → carpet-cleaning.jpg</w:t>
+        </w:r>
+      </w:hyperlink>
+    </w:p>
+    <w:p>
+      <w:pPr>
+        <w:spacing w:after="60"/>
+        <w:ind w:left="0"/>
+      </w:pPr>
+      <w:hyperlink w:anchor="section_003">
+        <w:r>
+          <w:rPr>
+            <w:rStyle w:val="Hyperlink"/>
+          </w:rPr>
+          <w:t>4. Landscaping — landscaping.svg → landscaping.jpg</w:t>
+        </w:r>
+      </w:hyperlink>
+    </w:p>
+    <w:p>
+      <w:pPr>
+        <w:spacing w:after="60"/>
+        <w:ind w:left="0"/>
+      </w:pPr>
+      <w:hyperlink w:anchor="section_004">
+        <w:r>
+          <w:rPr>
+            <w:rStyle w:val="Hyperlink"/>
+          </w:rPr>
+          <w:t>5. Electrical — electrical.svg → electrical.jpg</w:t>
+        </w:r>
+      </w:hyperlink>
+    </w:p>
+    <w:p>
+      <w:pPr>
+        <w:spacing w:after="60"/>
+        <w:ind w:left="0"/>
+      </w:pPr>
+      <w:hyperlink w:anchor="section_005">
+        <w:r>
+          <w:rPr>
+            <w:rStyle w:val="Hyperlink"/>
+          </w:rPr>
+          <w:t>6. Residential Cleaning — residential-cleaning.svg → residential-cleaning.jpg</w:t>
+        </w:r>
+      </w:hyperlink>
+    </w:p>
+    <w:p>
+      <w:pPr>
+        <w:spacing w:after="60"/>
+        <w:ind w:left="0"/>
+      </w:pPr>
+      <w:hyperlink w:anchor="section_006">
+        <w:r>
+          <w:rPr>
+            <w:rStyle w:val="Hyperlink"/>
+          </w:rPr>
+          <w:t>7. Commercial Janitorial — commercial-cleaning.svg → commercial-cleaning.jpg</w:t>
+        </w:r>
+      </w:hyperlink>
+    </w:p>
+    <w:p>
+      <w:pPr>
+        <w:spacing w:after="60"/>
+        <w:ind w:left="0"/>
+      </w:pPr>
+      <w:hyperlink w:anchor="section_007">
+        <w:r>
+          <w:rPr>
+            <w:rStyle w:val="Hyperlink"/>
+          </w:rPr>
+          <w:t>8. Pest Control — pest-control.svg → pest-control.jpg</w:t>
+        </w:r>
+      </w:hyperlink>
+    </w:p>
+    <w:p>
+      <w:pPr>
+        <w:spacing w:after="60"/>
+        <w:ind w:left="0"/>
+      </w:pPr>
+      <w:hyperlink w:anchor="section_008">
+        <w:r>
+          <w:rPr>
+            <w:rStyle w:val="Hyperlink"/>
+          </w:rPr>
+          <w:t>9. Roofing — roofing.svg → roofing.jpg</w:t>
+        </w:r>
+      </w:hyperlink>
+    </w:p>
+    <w:p>
+      <w:pPr>
+        <w:spacing w:after="60"/>
+        <w:ind w:left="0"/>
+      </w:pPr>
+      <w:hyperlink w:anchor="section_009">
+        <w:r>
+          <w:rPr>
+            <w:rStyle w:val="Hyperlink"/>
+          </w:rPr>
+          <w:t>10. Garage Door — garage-door.svg → garage-door.jpg</w:t>
+        </w:r>
+      </w:hyperlink>
+    </w:p>
+    <w:p>
+      <w:pPr>
+        <w:spacing w:after="60"/>
+        <w:ind w:left="0"/>
+      </w:pPr>
+      <w:hyperlink w:anchor="section_010">
+        <w:r>
+          <w:rPr>
+            <w:rStyle w:val="Hyperlink"/>
+          </w:rPr>
+          <w:t>11. Appliance Repair — appliance-repair.svg → appliance-repair.jpg</w:t>
+        </w:r>
+      </w:hyperlink>
+    </w:p>
+    <w:p>
+      <w:pPr>
+        <w:spacing w:after="60"/>
+        <w:ind w:left="0"/>
+      </w:pPr>
+      <w:hyperlink w:anchor="section_011">
+        <w:r>
+          <w:rPr>
+            <w:rStyle w:val="Hyperlink"/>
+          </w:rPr>
+          <w:t>12. Handyman — handyman.svg → handyman.jpg</w:t>
+        </w:r>
+      </w:hyperlink>
+    </w:p>
+    <w:p>
+      <w:pPr>
+        <w:spacing w:after="60"/>
+        <w:ind w:left="0"/>
+      </w:pPr>
+      <w:hyperlink w:anchor="section_012">
+        <w:r>
+          <w:rPr>
+            <w:rStyle w:val="Hyperlink"/>
+          </w:rPr>
+          <w:t>13. Painting — painting.svg → painting.jpg</w:t>
+        </w:r>
+      </w:hyperlink>
+    </w:p>
+    <w:p>
+      <w:pPr>
+        <w:spacing w:after="60"/>
+        <w:ind w:left="0"/>
+      </w:pPr>
+      <w:hyperlink w:anchor="section_013">
+        <w:r>
+          <w:rPr>
+            <w:rStyle w:val="Hyperlink"/>
+          </w:rPr>
+          <w:t>14. Pressure Washing — pressure-washing.svg → pressure-washing.jpg</w:t>
+        </w:r>
+      </w:hyperlink>
+    </w:p>
+    <w:p>
+      <w:pPr>
+        <w:spacing w:after="60"/>
+        <w:ind w:left="0"/>
+      </w:pPr>
+      <w:hyperlink w:anchor="section_014">
+        <w:r>
+          <w:rPr>
+            <w:rStyle w:val="Hyperlink"/>
+          </w:rPr>
+          <w:t>15. Pool &amp; Spa — pool-spa.svg → pool-spa.jpg</w:t>
+        </w:r>
+      </w:hyperlink>
+    </w:p>
+    <w:p>
+      <w:pPr>
+        <w:spacing w:after="60"/>
+        <w:ind w:left="0"/>
+      </w:pPr>
+      <w:hyperlink w:anchor="section_015">
+        <w:r>
+          <w:rPr>
+            <w:rStyle w:val="Hyperlink"/>
+          </w:rPr>
+          <w:t>16. Locksmith &amp; Security — locksmith-security.svg → locksmith-security.jpg</w:t>
+        </w:r>
+      </w:hyperlink>
+    </w:p>
+    <w:p>
+      <w:pPr>
+        <w:spacing w:after="60"/>
+        <w:ind w:left="0"/>
+      </w:pPr>
+      <w:hyperlink w:anchor="section_016">
+        <w:r>
+          <w:rPr>
+            <w:rStyle w:val="Hyperlink"/>
+          </w:rPr>
+          <w:t>17. Tree Care — tree-care.svg → tree-care.jpg</w:t>
+        </w:r>
+      </w:hyperlink>
+    </w:p>
+    <w:p>
+      <w:pPr>
+        <w:spacing w:after="60"/>
+        <w:ind w:left="0"/>
+      </w:pPr>
+      <w:hyperlink w:anchor="section_017">
+        <w:r>
+          <w:rPr>
+            <w:rStyle w:val="Hyperlink"/>
+          </w:rPr>
+          <w:t>18. Snow &amp; Ice Management — snow-removal.svg → snow-removal.jpg</w:t>
+        </w:r>
+      </w:hyperlink>
+    </w:p>
+    <w:p>
+      <w:pPr>
+        <w:spacing w:after="60"/>
+        <w:ind w:left="0"/>
+      </w:pPr>
+      <w:hyperlink w:anchor="section_018">
+        <w:r>
+          <w:rPr>
+            <w:rStyle w:val="Hyperlink"/>
+          </w:rPr>
+          <w:t>19. Irrigation — irrigation.svg → irrigation.jpg</w:t>
+        </w:r>
+      </w:hyperlink>
+    </w:p>
+    <w:p>
+      <w:pPr>
+        <w:spacing w:after="60"/>
+        <w:ind w:left="0"/>
+      </w:pPr>
+      <w:hyperlink w:anchor="section_019">
+        <w:r>
+          <w:rPr>
+            <w:rStyle w:val="Hyperlink"/>
+          </w:rPr>
+          <w:t>20. Septic &amp; Wastewater — septic.svg → septic.jpg</w:t>
+        </w:r>
+      </w:hyperlink>
+    </w:p>
+    <w:p>
+      <w:pPr>
+        <w:spacing w:after="60"/>
+        <w:ind w:left="0"/>
+      </w:pPr>
+      <w:hyperlink w:anchor="section_020">
+        <w:r>
+          <w:rPr>
+            <w:rStyle w:val="Hyperlink"/>
+          </w:rPr>
+          <w:t>21. Chimney &amp; Fireplace — chimney-fireplace.svg → chimney-fireplace.jpg</w:t>
+        </w:r>
+      </w:hyperlink>
+    </w:p>
+    <w:p>
+      <w:pPr>
+        <w:spacing w:after="60"/>
+        <w:ind w:left="0"/>
+      </w:pPr>
+      <w:hyperlink w:anchor="section_021">
+        <w:r>
+          <w:rPr>
+            <w:rStyle w:val="Hyperlink"/>
+          </w:rPr>
+          <w:t>22. Solar — solar.svg → solar.jpg</w:t>
+        </w:r>
+      </w:hyperlink>
+    </w:p>
+    <w:p>
+      <w:pPr>
+        <w:spacing w:after="60"/>
+        <w:ind w:left="0"/>
+      </w:pPr>
+      <w:hyperlink w:anchor="section_022">
+        <w:r>
+          <w:rPr>
+            <w:rStyle w:val="Hyperlink"/>
+          </w:rPr>
+          <w:t>23. Home Inspection — home-inspection.svg → home-inspection.jpg</w:t>
+        </w:r>
+      </w:hyperlink>
+    </w:p>
+    <w:p>
+      <w:pPr>
+        <w:spacing w:after="60"/>
+        <w:ind w:left="0"/>
+      </w:pPr>
+      <w:hyperlink w:anchor="section_023">
+        <w:r>
+          <w:rPr>
+            <w:rStyle w:val="Hyperlink"/>
+          </w:rPr>
+          <w:t>24. Restoration &amp; Remediation — restoration.svg → restoration.jpg</w:t>
+        </w:r>
+      </w:hyperlink>
+    </w:p>
+    <w:p>
+      <w:pPr>
+        <w:spacing w:after="60"/>
+        <w:ind w:left="0"/>
+      </w:pPr>
+      <w:hyperlink w:anchor="section_024">
+        <w:r>
+          <w:rPr>
+            <w:rStyle w:val="Hyperlink"/>
+          </w:rPr>
+          <w:t>25. Moving Services — moving.svg → moving.jpg</w:t>
+        </w:r>
+      </w:hyperlink>
+    </w:p>
+    <w:p>
+      <w:pPr>
+        <w:spacing w:after="60"/>
+        <w:ind w:left="0"/>
+      </w:pPr>
+      <w:hyperlink w:anchor="section_025">
+        <w:r>
+          <w:rPr>
+            <w:rStyle w:val="Hyperlink"/>
+          </w:rPr>
+          <w:t>26. Junk Removal — junk-removal.svg → junk-removal.jpg</w:t>
+        </w:r>
+      </w:hyperlink>
+    </w:p>
+    <w:p>
+      <w:pPr>
+        <w:spacing w:after="60"/>
+        <w:ind w:left="0"/>
+      </w:pPr>
+      <w:hyperlink w:anchor="section_026">
+        <w:r>
+          <w:rPr>
+            <w:rStyle w:val="Hyperlink"/>
+          </w:rPr>
+          <w:t>27. Window &amp; Gutter Cleaning — window-gutter.svg → window-gutter.jpg</w:t>
+        </w:r>
+      </w:hyperlink>
+    </w:p>
+    <w:p>
+      <w:pPr>
+        <w:spacing w:after="60"/>
+        <w:ind w:left="0"/>
+      </w:pPr>
+      <w:hyperlink w:anchor="section_027">
+        <w:r>
+          <w:rPr>
+            <w:rStyle w:val="Hyperlink"/>
+          </w:rPr>
+          <w:t>28. Flooring — flooring.svg → flooring.jpg</w:t>
+        </w:r>
+      </w:hyperlink>
+    </w:p>
+    <w:p>
+      <w:pPr>
+        <w:spacing w:after="60"/>
+        <w:ind w:left="0"/>
+      </w:pPr>
+      <w:hyperlink w:anchor="section_028">
+        <w:r>
+          <w:rPr>
+            <w:rStyle w:val="Hyperlink"/>
+          </w:rPr>
+          <w:t>29. Property Maintenance — property-maintenance.svg → property-maintenance.jpg</w:t>
+        </w:r>
+      </w:hyperlink>
+    </w:p>
+    <w:p>
+      <w:pPr>
+        <w:spacing w:after="60"/>
+        <w:ind w:left="0"/>
+      </w:pPr>
+      <w:hyperlink w:anchor="section_029">
+        <w:r>
+          <w:rPr>
+            <w:rStyle w:val="Hyperlink"/>
+          </w:rPr>
+          <w:t>30. Fencing — fencing.svg → fencing.jpg</w:t>
+        </w:r>
+      </w:hyperlink>
+    </w:p>
+    <w:p>
+      <w:pPr>
+        <w:spacing w:after="60"/>
+        <w:ind w:left="0"/>
+      </w:pPr>
+      <w:hyperlink w:anchor="section_030">
+        <w:r>
+          <w:rPr>
+            <w:rStyle w:val="Hyperlink"/>
+          </w:rPr>
+          <w:t>General Notes for All Images</w:t>
+        </w:r>
+      </w:hyperlink>
+    </w:p>
+    <w:p>
+      <w:pPr>
+        <w:spacing w:after="60"/>
+        <w:ind w:left="0"/>
+      </w:pPr>
+      <w:hyperlink w:anchor="section_031">
+        <w:r>
+          <w:rPr>
+            <w:rStyle w:val="Hyperlink"/>
+          </w:rPr>
+          <w:t>After Image Generation</w:t>
+        </w:r>
+      </w:hyperlink>
+    </w:p>
+    <w:p>
+      <w:r>
+        <w:br w:type="page"/>
       </w:r>
     </w:p>
     <w:p>
@@ -290,9 +754,11 @@
       <w:pPr>
         <w:pStyle w:val="Heading1"/>
       </w:pPr>
+      <w:bookmarkStart w:id="3" w:name="section_001"/>
       <w:r>
         <w:t>2. HVAC — hvac.svg → hvac.jpg</w:t>
       </w:r>
+      <w:bookmarkEnd w:id="3"/>
     </w:p>
     <w:p>
       <w:r>
@@ -314,9 +780,11 @@
       <w:pPr>
         <w:pStyle w:val="Heading1"/>
       </w:pPr>
+      <w:bookmarkStart w:id="4" w:name="section_002"/>
       <w:r>
         <w:t>3. Carpet &amp; Upholstery Cleaning — carpet-cleaning.svg → carpet-cleaning.jpg</w:t>
       </w:r>
+      <w:bookmarkEnd w:id="4"/>
     </w:p>
     <w:p>
       <w:r>
@@ -338,9 +806,11 @@
       <w:pPr>
         <w:pStyle w:val="Heading1"/>
       </w:pPr>
+      <w:bookmarkStart w:id="5" w:name="section_003"/>
       <w:r>
         <w:t>4. Landscaping — landscaping.svg → landscaping.jpg</w:t>
       </w:r>
+      <w:bookmarkEnd w:id="5"/>
     </w:p>
     <w:p>
       <w:r>
@@ -362,9 +832,11 @@
       <w:pPr>
         <w:pStyle w:val="Heading1"/>
       </w:pPr>
+      <w:bookmarkStart w:id="6" w:name="section_004"/>
       <w:r>
         <w:t>5. Electrical — electrical.svg → electrical.jpg</w:t>
       </w:r>
+      <w:bookmarkEnd w:id="6"/>
     </w:p>
     <w:p>
       <w:r>
@@ -386,9 +858,11 @@
       <w:pPr>
         <w:pStyle w:val="Heading1"/>
       </w:pPr>
+      <w:bookmarkStart w:id="7" w:name="section_005"/>
       <w:r>
         <w:t>6. Residential Cleaning — residential-cleaning.svg → residential-cleaning.jpg</w:t>
       </w:r>
+      <w:bookmarkEnd w:id="7"/>
     </w:p>
     <w:p>
       <w:r>
@@ -410,9 +884,11 @@
       <w:pPr>
         <w:pStyle w:val="Heading1"/>
       </w:pPr>
+      <w:bookmarkStart w:id="8" w:name="section_006"/>
       <w:r>
         <w:t>7. Commercial Janitorial — commercial-cleaning.svg → commercial-cleaning.jpg</w:t>
       </w:r>
+      <w:bookmarkEnd w:id="8"/>
     </w:p>
     <w:p>
       <w:r>
@@ -434,9 +910,11 @@
       <w:pPr>
         <w:pStyle w:val="Heading1"/>
       </w:pPr>
+      <w:bookmarkStart w:id="9" w:name="section_007"/>
       <w:r>
         <w:t>8. Pest Control — pest-control.svg → pest-control.jpg</w:t>
       </w:r>
+      <w:bookmarkEnd w:id="9"/>
     </w:p>
     <w:p>
       <w:r>
@@ -458,9 +936,11 @@
       <w:pPr>
         <w:pStyle w:val="Heading1"/>
       </w:pPr>
+      <w:bookmarkStart w:id="10" w:name="section_008"/>
       <w:r>
         <w:t>9. Roofing — roofing.svg → roofing.jpg</w:t>
       </w:r>
+      <w:bookmarkEnd w:id="10"/>
     </w:p>
     <w:p>
       <w:r>
@@ -482,9 +962,11 @@
       <w:pPr>
         <w:pStyle w:val="Heading1"/>
       </w:pPr>
+      <w:bookmarkStart w:id="11" w:name="section_009"/>
       <w:r>
         <w:t>10. Garage Door — garage-door.svg → garage-door.jpg</w:t>
       </w:r>
+      <w:bookmarkEnd w:id="11"/>
     </w:p>
     <w:p>
       <w:r>
@@ -506,9 +988,11 @@
       <w:pPr>
         <w:pStyle w:val="Heading1"/>
       </w:pPr>
+      <w:bookmarkStart w:id="12" w:name="section_010"/>
       <w:r>
         <w:t>11. Appliance Repair — appliance-repair.svg → appliance-repair.jpg</w:t>
       </w:r>
+      <w:bookmarkEnd w:id="12"/>
     </w:p>
     <w:p>
       <w:r>
@@ -530,9 +1014,11 @@
       <w:pPr>
         <w:pStyle w:val="Heading1"/>
       </w:pPr>
+      <w:bookmarkStart w:id="13" w:name="section_011"/>
       <w:r>
         <w:t>12. Handyman — handyman.svg → handyman.jpg</w:t>
       </w:r>
+      <w:bookmarkEnd w:id="13"/>
     </w:p>
     <w:p>
       <w:r>
@@ -554,9 +1040,11 @@
       <w:pPr>
         <w:pStyle w:val="Heading1"/>
       </w:pPr>
+      <w:bookmarkStart w:id="14" w:name="section_012"/>
       <w:r>
         <w:t>13. Painting — painting.svg → painting.jpg</w:t>
       </w:r>
+      <w:bookmarkEnd w:id="14"/>
     </w:p>
     <w:p>
       <w:r>
@@ -578,9 +1066,11 @@
       <w:pPr>
         <w:pStyle w:val="Heading1"/>
       </w:pPr>
+      <w:bookmarkStart w:id="15" w:name="section_013"/>
       <w:r>
         <w:t>14. Pressure Washing — pressure-washing.svg → pressure-washing.jpg</w:t>
       </w:r>
+      <w:bookmarkEnd w:id="15"/>
     </w:p>
     <w:p>
       <w:r>
@@ -602,9 +1092,11 @@
       <w:pPr>
         <w:pStyle w:val="Heading1"/>
       </w:pPr>
+      <w:bookmarkStart w:id="16" w:name="section_014"/>
       <w:r>
         <w:t>15. Pool &amp; Spa — pool-spa.svg → pool-spa.jpg</w:t>
       </w:r>
+      <w:bookmarkEnd w:id="16"/>
     </w:p>
     <w:p>
       <w:r>
@@ -626,9 +1118,11 @@
       <w:pPr>
         <w:pStyle w:val="Heading1"/>
       </w:pPr>
+      <w:bookmarkStart w:id="17" w:name="section_015"/>
       <w:r>
         <w:t>16. Locksmith &amp; Security — locksmith-security.svg → locksmith-security.jpg</w:t>
       </w:r>
+      <w:bookmarkEnd w:id="17"/>
     </w:p>
     <w:p>
       <w:r>
@@ -650,9 +1144,11 @@
       <w:pPr>
         <w:pStyle w:val="Heading1"/>
       </w:pPr>
+      <w:bookmarkStart w:id="18" w:name="section_016"/>
       <w:r>
         <w:t>17. Tree Care — tree-care.svg → tree-care.jpg</w:t>
       </w:r>
+      <w:bookmarkEnd w:id="18"/>
     </w:p>
     <w:p>
       <w:r>
@@ -674,9 +1170,11 @@
       <w:pPr>
         <w:pStyle w:val="Heading1"/>
       </w:pPr>
+      <w:bookmarkStart w:id="19" w:name="section_017"/>
       <w:r>
         <w:t>18. Snow &amp; Ice Management — snow-removal.svg → snow-removal.jpg</w:t>
       </w:r>
+      <w:bookmarkEnd w:id="19"/>
     </w:p>
     <w:p>
       <w:r>
@@ -698,9 +1196,11 @@
       <w:pPr>
         <w:pStyle w:val="Heading1"/>
       </w:pPr>
+      <w:bookmarkStart w:id="20" w:name="section_018"/>
       <w:r>
         <w:t>19. Irrigation — irrigation.svg → irrigation.jpg</w:t>
       </w:r>
+      <w:bookmarkEnd w:id="20"/>
     </w:p>
     <w:p>
       <w:r>
@@ -722,9 +1222,11 @@
       <w:pPr>
         <w:pStyle w:val="Heading1"/>
       </w:pPr>
+      <w:bookmarkStart w:id="21" w:name="section_019"/>
       <w:r>
         <w:t>20. Septic &amp; Wastewater — septic.svg → septic.jpg</w:t>
       </w:r>
+      <w:bookmarkEnd w:id="21"/>
     </w:p>
     <w:p>
       <w:r>
@@ -746,9 +1248,11 @@
       <w:pPr>
         <w:pStyle w:val="Heading1"/>
       </w:pPr>
+      <w:bookmarkStart w:id="22" w:name="section_020"/>
       <w:r>
         <w:t>21. Chimney &amp; Fireplace — chimney-fireplace.svg → chimney-fireplace.jpg</w:t>
       </w:r>
+      <w:bookmarkEnd w:id="22"/>
     </w:p>
     <w:p>
       <w:r>
@@ -770,9 +1274,11 @@
       <w:pPr>
         <w:pStyle w:val="Heading1"/>
       </w:pPr>
+      <w:bookmarkStart w:id="23" w:name="section_021"/>
       <w:r>
         <w:t>22. Solar — solar.svg → solar.jpg</w:t>
       </w:r>
+      <w:bookmarkEnd w:id="23"/>
     </w:p>
     <w:p>
       <w:r>
@@ -794,9 +1300,11 @@
       <w:pPr>
         <w:pStyle w:val="Heading1"/>
       </w:pPr>
+      <w:bookmarkStart w:id="24" w:name="section_022"/>
       <w:r>
         <w:t>23. Home Inspection — home-inspection.svg → home-inspection.jpg</w:t>
       </w:r>
+      <w:bookmarkEnd w:id="24"/>
     </w:p>
     <w:p>
       <w:r>
@@ -818,9 +1326,11 @@
       <w:pPr>
         <w:pStyle w:val="Heading1"/>
       </w:pPr>
+      <w:bookmarkStart w:id="25" w:name="section_023"/>
       <w:r>
         <w:t>24. Restoration &amp; Remediation — restoration.svg → restoration.jpg</w:t>
       </w:r>
+      <w:bookmarkEnd w:id="25"/>
     </w:p>
     <w:p>
       <w:r>
@@ -842,9 +1352,11 @@
       <w:pPr>
         <w:pStyle w:val="Heading1"/>
       </w:pPr>
+      <w:bookmarkStart w:id="26" w:name="section_024"/>
       <w:r>
         <w:t>25. Moving Services — moving.svg → moving.jpg</w:t>
       </w:r>
+      <w:bookmarkEnd w:id="26"/>
     </w:p>
     <w:p>
       <w:r>
@@ -866,9 +1378,11 @@
       <w:pPr>
         <w:pStyle w:val="Heading1"/>
       </w:pPr>
+      <w:bookmarkStart w:id="27" w:name="section_025"/>
       <w:r>
         <w:t>26. Junk Removal — junk-removal.svg → junk-removal.jpg</w:t>
       </w:r>
+      <w:bookmarkEnd w:id="27"/>
     </w:p>
     <w:p>
       <w:r>
@@ -890,9 +1404,11 @@
       <w:pPr>
         <w:pStyle w:val="Heading1"/>
       </w:pPr>
+      <w:bookmarkStart w:id="28" w:name="section_026"/>
       <w:r>
         <w:t>27. Window &amp; Gutter Cleaning — window-gutter.svg → window-gutter.jpg</w:t>
       </w:r>
+      <w:bookmarkEnd w:id="28"/>
     </w:p>
     <w:p>
       <w:r>
@@ -914,9 +1430,11 @@
       <w:pPr>
         <w:pStyle w:val="Heading1"/>
       </w:pPr>
+      <w:bookmarkStart w:id="29" w:name="section_027"/>
       <w:r>
         <w:t>28. Flooring — flooring.svg → flooring.jpg</w:t>
       </w:r>
+      <w:bookmarkEnd w:id="29"/>
     </w:p>
     <w:p>
       <w:r>
@@ -938,9 +1456,11 @@
       <w:pPr>
         <w:pStyle w:val="Heading1"/>
       </w:pPr>
+      <w:bookmarkStart w:id="30" w:name="section_028"/>
       <w:r>
         <w:t>29. Property Maintenance — property-maintenance.svg → property-maintenance.jpg</w:t>
       </w:r>
+      <w:bookmarkEnd w:id="30"/>
     </w:p>
     <w:p>
       <w:r>
@@ -962,9 +1482,11 @@
       <w:pPr>
         <w:pStyle w:val="Heading1"/>
       </w:pPr>
+      <w:bookmarkStart w:id="31" w:name="section_029"/>
       <w:r>
         <w:t>30. Fencing — fencing.svg → fencing.jpg</w:t>
       </w:r>
+      <w:bookmarkEnd w:id="31"/>
     </w:p>
     <w:p>
       <w:r>
@@ -986,9 +1508,11 @@
       <w:pPr>
         <w:pStyle w:val="Heading1"/>
       </w:pPr>
+      <w:bookmarkStart w:id="32" w:name="section_030"/>
       <w:r>
         <w:t>General Notes for All Images</w:t>
       </w:r>
+      <w:bookmarkEnd w:id="32"/>
     </w:p>
     <w:p>
       <w:pPr>
@@ -1050,9 +1574,11 @@
       <w:pPr>
         <w:pStyle w:val="Heading1"/>
       </w:pPr>
+      <w:bookmarkStart w:id="33" w:name="section_031"/>
       <w:r>
         <w:t>After Image Generation</w:t>
       </w:r>
+      <w:bookmarkEnd w:id="33"/>
     </w:p>
     <w:p>
       <w:r>
